--- a/eng/docx/022.content.docx
+++ b/eng/docx/022.content.docx
@@ -2139,6 +2139,111 @@
           <w:lang w:val="en_US" w:bidi="en_US"/>
         </w:rPr>
         <w:t>Siddim Valley</w:t>
+      </w:r>
+      <w:r>
+        <w:rPr>
+          <w:lang w:val="en_US" w:bidi="en_US"/>
+        </w:rPr>
+        <w:t>.</w:t>
+      </w:r>
+      <w:r>
+        <w:rPr>
+          <w:lang w:val="en_US" w:bidi="en_US"/>
+        </w:rPr>
+      </w:r>
+      <w:r>
+        <w:rPr>
+          <w:lang w:val="en_US" w:bidi="en_US"/>
+        </w:rPr>
+      </w:r>
+    </w:p>
+    <w:p>
+      <w:pPr/>
+      <w:r>
+        <w:rPr>
+          <w:lang w:val="en_US" w:bidi="en_US"/>
+        </w:rPr>
+      </w:r>
+    </w:p>
+    <w:p>
+      <w:pPr>
+        <w:pStyle w:val="Heading2"/>
+      </w:pPr>
+      <w:r>
+        <w:rPr>
+          <w:lang w:val="en_US" w:bidi="en_US"/>
+        </w:rPr>
+        <w:t>Valley of the Craftsment</w:t>
+      </w:r>
+      <w:r>
+        <w:rPr>
+          <w:lang w:val="en_US" w:bidi="en_US"/>
+        </w:rPr>
+      </w:r>
+    </w:p>
+    <w:p>
+      <w:pPr/>
+      <w:r>
+        <w:rPr>
+          <w:lang w:val="en_US" w:bidi="en_US"/>
+        </w:rPr>
+      </w:r>
+      <w:r>
+        <w:rPr>
+          <w:lang w:val="en_US" w:bidi="en_US"/>
+        </w:rPr>
+        <w:t>The Valley of the Craftsmen was a place on the southern edge of the plain of Sharon. It was named for a community of craftsmen (people who make things by hand) who lived in the valley (</w:t>
+      </w:r>
+      <w:r>
+        <w:rPr>
+          <w:lang w:val="en_US" w:bidi="en_US"/>
+        </w:rPr>
+        <w:t>1 Chronicles 4:14</w:t>
+      </w:r>
+      <w:r>
+        <w:rPr>
+          <w:lang w:val="en_US" w:bidi="en_US"/>
+        </w:rPr>
+        <w:t xml:space="preserve">; </w:t>
+      </w:r>
+      <w:r>
+        <w:rPr>
+          <w:lang w:val="en_US" w:bidi="en_US"/>
+        </w:rPr>
+        <w:t>Nehemiah 11:35</w:t>
+      </w:r>
+      <w:r>
+        <w:rPr>
+          <w:lang w:val="en_US" w:bidi="en_US"/>
+        </w:rPr>
+        <w:t xml:space="preserve">). </w:t>
+      </w:r>
+    </w:p>
+    <w:p>
+      <w:pPr/>
+      <w:r>
+        <w:rPr>
+          <w:lang w:val="en_US" w:bidi="en_US"/>
+        </w:rPr>
+      </w:r>
+      <w:r>
+        <w:rPr>
+          <w:i/>
+          <w:lang w:val="en_US" w:bidi="en_US"/>
+        </w:rPr>
+        <w:t>See</w:t>
+      </w:r>
+      <w:r>
+        <w:rPr>
+          <w:lang w:val="en_US" w:bidi="en_US"/>
+        </w:rPr>
+        <w:t xml:space="preserve"> </w:t>
+      </w:r>
+      <w:r>
+        <w:rPr>
+          <w:lang w:val="en_US" w:bidi="en_US"/>
+        </w:rPr>
+        <w:t>Ge-harashim</w:t>
       </w:r>
       <w:r>
         <w:rPr>
